--- a/output/docx/fr/BUFRCREX_TableB_fr_25.docx
+++ b/output/docx/fr/BUFRCREX_TableB_fr_25.docx
@@ -1977,7 +1977,7 @@
                 <w:b w:val="0"/>
                 <w:sz w:val="16"/>
               </w:rPr>
-              <w:t>Note 56: Le descripteur 0 25 009 est caduc. Utiliser plutôt le 0 25 029.</w:t>
+              <w:t>Note B56: Le descripteur 0 25 009 est caduc. Utiliser plutôt le 0 25 029.</w:t>
             </w:r>
           </w:p>
         </w:tc>
@@ -2938,7 +2938,7 @@
                 <w:b w:val="0"/>
                 <w:sz w:val="16"/>
               </w:rPr>
-              <w:t>Note 15: Les descripteurs 3 03 021 à 3 03 027 ne sont pas disponibles dans le CREX.</w:t>
+              <w:t>Note B15: 0 25 014 échelle des valeurs en entrée: 0 – 2300.</w:t>
             </w:r>
           </w:p>
         </w:tc>
@@ -5627,7 +5627,7 @@
                 <w:b w:val="0"/>
                 <w:sz w:val="16"/>
               </w:rPr>
-              <w:t>Note 56: Le descripteur 0 25 009 est caduc. Utiliser plutôt le 0 25 029.</w:t>
+              <w:t>Note B56: Le descripteur 0 25 009 est caduc. Utiliser plutôt le 0 25 029.</w:t>
             </w:r>
           </w:p>
         </w:tc>
@@ -6204,7 +6204,7 @@
                 <w:b w:val="0"/>
                 <w:sz w:val="16"/>
               </w:rPr>
-              <w:t>Note 131: La signification de cette quantité peut être obtenue auprès du centre d’origine des données.</w:t>
+              <w:t>Note B131: La signification de cette quantité peut être obtenue auprès du centre d’origine des données.</w:t>
             </w:r>
           </w:p>
         </w:tc>
@@ -6397,7 +6397,7 @@
                 <w:b w:val="0"/>
                 <w:sz w:val="16"/>
               </w:rPr>
-              <w:t>Note 131: La signification de cette quantité peut être obtenue auprès du centre d’origine des données.</w:t>
+              <w:t>Note B131: La signification de cette quantité peut être obtenue auprès du centre d’origine des données.</w:t>
             </w:r>
           </w:p>
         </w:tc>
@@ -6590,7 +6590,7 @@
                 <w:b w:val="0"/>
                 <w:sz w:val="16"/>
               </w:rPr>
-              <w:t>Note 131: La signification de cette quantité peut être obtenue auprès du centre d’origine des données.</w:t>
+              <w:t>Note B131: La signification de cette quantité peut être obtenue auprès du centre d’origine des données.</w:t>
             </w:r>
           </w:p>
         </w:tc>
@@ -6783,7 +6783,7 @@
                 <w:b w:val="0"/>
                 <w:sz w:val="16"/>
               </w:rPr>
-              <w:t>Note 34: Le décalage en latitude 0 05 015 est établi par rapport à la latitude du site du lâcher. Le décalage en longitude 0 06 015 est établi par rapport à la longitude du site du lâcher.</w:t>
+              <w:t>Note B34: Certains capteurs considèrent le dépassement d’une intensité seuil, d’autres mesurent directement la variation de tension.</w:t>
             </w:r>
           </w:p>
         </w:tc>
@@ -10624,7 +10624,7 @@
                 <w:b w:val="0"/>
                 <w:sz w:val="16"/>
               </w:rPr>
-              <w:t>Note 131: La signification de cette quantité peut être obtenue auprès du centre d’origine des données.</w:t>
+              <w:t>Note B131: La signification de cette quantité peut être obtenue auprès du centre d’origine des données.</w:t>
             </w:r>
           </w:p>
         </w:tc>
@@ -11201,7 +11201,7 @@
                 <w:b w:val="0"/>
                 <w:sz w:val="16"/>
               </w:rPr>
-              <w:t>Note 71: Identification du système ou processeur de localisation des éclairs, afin de préciser où le site du phénomène a été établi dans le système multi-intégré. D’ordinaire, valeur de 1.</w:t>
+              <w:t>Note B71: Identification du système ou processeur de localisation des éclairs, afin de préciser où le site du phénomène a été établi dans le système multi-intégré. D’ordinaire, valeur de 1.</w:t>
             </w:r>
           </w:p>
         </w:tc>
@@ -23536,7 +23536,7 @@
                 <w:b w:val="0"/>
                 <w:sz w:val="16"/>
               </w:rPr>
-              <w:t>Note 57: L’indicatif d’appel du navire, ou l’indicatif OMM, devrait être signalé au moyen du descripteur 0 01 011.</w:t>
+              <w:t>Note B57: Le descripteur 0 25 143 est destiné à des valeurs numériques, non dimensionnelles, à utiliser comme des coefficients dans des calculs statistiques ou linéaires. Chaque occurrence du descripteur 0 25 143 doit être caractérisée par l’utilisation d’un qualificatif de signification approprié tel que 0 08 026.</w:t>
             </w:r>
           </w:p>
         </w:tc>
@@ -26609,7 +26609,7 @@
                 <w:b w:val="0"/>
                 <w:sz w:val="16"/>
               </w:rPr>
-              <w:t>Note 103: Valeur résiduelle modifiée obtenue à partir de l’emplacement des capteurs et des rapports signal-bruit pour l’éclair.</w:t>
+              <w:t>Note B103: Valeur résiduelle modifiée obtenue à partir de l’emplacement des capteurs et des rapports signal-bruit pour l’éclair.</w:t>
             </w:r>
           </w:p>
         </w:tc>
